--- a/novels/Mutation of the Apocalypse/Chapter_7_Lost_in_Confusion.docx
+++ b/novels/Mutation of the Apocalypse/Chapter_7_Lost_in_Confusion.docx
@@ -4,716 +4,533 @@
   <w:body>
     <w:p>
       <w:pPr>
-        <w:spacing w:before="0" w:after="120"/>
+        <w:pStyle w:val="Heading1"/>
       </w:pPr>
       <w:r>
-        <w:t>The first thing Lucy asked, sitting cross-legged on the floor of the white building with the empty bean can in her lap, was what class she should pick.</w:t>
+        <w:t>Chapter 7: Lost in Confusion</w:t>
       </w:r>
     </w:p>
     <w:p>
-      <w:pPr>
-        <w:spacing w:before="0" w:after="120"/>
-      </w:pPr>
       <w:r>
-        <w:t>"I don't know," Lucas said.</w:t>
+        <w:br/>
+        <w:br/>
+        <w:t>According to her, she and her friend were having a night of partying at the KTV. Since the next day was Sunday and there was no school, they planned to party until morning. But at midnight, when they heard a strange sound, they didn't think much of it. They figured it was just a problem with the KTV equipment. It wasn't until some friends started screaming and falling to the floor that they knew something was wrong.</w:t>
+        <w:br/>
+        <w:br/>
+        <w:br/>
+        <w:t>At first, she tried to help her friends who were in pain. But then, one of the girls who was hurting jumped at another girl who was trying to help. Even when people begged her to stop, the girl kept attacking, biting into her friend. Panic spread as others on the ground started biting the people close to them. It was total chaos.</w:t>
+        <w:br/>
+        <w:br/>
+        <w:br/>
+        <w:t>Zombies weren't new, and with the fallen girls turning into flesh-hungry beings, everyone at the party ran away in a hurry. They weren't all friends; they only knew each other because of the girl who threw the party, a rich classmate whose dad owned a fancy hotel. The girl and a few others escaped from the crazy scene in the KTV room and found lots of confused people outside. They didn't stop running until they were out of the building. But the screams kept going as hundreds of KTV rooms filled with people crying for their lives.</w:t>
+        <w:br/>
+        <w:br/>
+        <w:br/>
+        <w:t>The scene was like a bad dream; lots of car crashes happen with people screaming in pain. For a sixteen-year-old like her, who never really hurt anyone, it was clear she wasn't ready for this new reality. The surrounding chaos left her in pieces, but a few girls convinced her that going to the city outskirts and waiting for things to calm down was the best plan.</w:t>
+        <w:br/>
+        <w:br/>
+        <w:br/>
+        <w:t>After some searching, they found a taxi, but during their escape, the taxi driver suddenly turned on them, grabbing one of the girls. Not knowing the other girl well, she quickly decided to run away alone, opening the door and fleeing. The group started with five people, but one got bitten. The girl in the front ran out through the right door, while the two girls at the back went through the left. She was near the driver and chose to go out through the left door.</w:t>
+        <w:br/>
+        <w:br/>
+        <w:br/>
+        <w:t>As for how she got here, she said, “When I reached the outskirts, I found some zombies nearby. Scared for my life, I hid in a construction site. It seemed like a place where zombies wouldn't be, as construction workers usually aren't there on midnight Saturdays. I stayed hidden there for three days.”</w:t>
+        <w:br/>
+        <w:br/>
+        <w:br/>
+        <w:t>She stopped, feeling emotional. “Th... Thanks to the tons of food at the party, I didn't eat for two days. But today, unable to handle the hunger, I went out to find food. Just as I was about to go into a nearby convenience store, a zombie attacked me, and I screamed.”</w:t>
+        <w:br/>
+        <w:br/>
+        <w:br/>
+        <w:t>Her eyes went to the road. “My scream brought two more zombies, and I thought I was done for... until you showed up,” she said, looking guilty.</w:t>
+        <w:br/>
+        <w:br/>
+        <w:br/>
+        <w:t>Lucas, who had a midnight snack of strawberry grape cake, spent his first day sleeping and lived far from the center of the village near a lake, coughed a bit, acting embarrassed.</w:t>
+        <w:br/>
+        <w:br/>
+        <w:br/>
+        <w:t>“So, what's your name?” Lucas asked, now looking at the girl next to him.</w:t>
+        <w:br/>
+        <w:br/>
+        <w:br/>
+        <w:t>Startled by the question, she paused before saying, “I-... I'm... My name is Lucy. Nice to meet you.”</w:t>
+        <w:br/>
+        <w:br/>
+        <w:br/>
+        <w:t>“Hi, Lucy. My name is Lucas,” he said with a warm smile, focusing on her.</w:t>
+        <w:br/>
+        <w:br/>
+        <w:br/>
+        <w:t>“What level are you at?” he asked.</w:t>
+        <w:br/>
+        <w:br/>
+        <w:br/>
+        <w:t>Lucy looked confused by his question, wondering if he meant some game level.</w:t>
+        <w:br/>
+        <w:br/>
+        <w:br/>
+        <w:t>“I don't play games much,” she said, not getting his question.</w:t>
+        <w:br/>
+        <w:br/>
+        <w:br/>
+        <w:t>“No, I mean your system level,” Lucas explained, looking at her, a bit puzzled by her answer.</w:t>
+        <w:br/>
+        <w:br/>
+        <w:br/>
+        <w:t>Lucy stared at him blankly for a moment.</w:t>
+        <w:br/>
+        <w:br/>
+        <w:br/>
+        <w:t>“Opening system!”</w:t>
+        <w:br/>
+        <w:br/>
+        <w:br/>
+        <w:t>He pointed at the holographic words that appeared in front of him.</w:t>
+        <w:br/>
+        <w:br/>
+        <w:br/>
+        <w:t>---</w:t>
+        <w:br/>
+        <w:br/>
+        <w:br/>
+        <w:t>Name: Lucas Tharla</w:t>
+        <w:br/>
+        <w:br/>
+        <w:br/>
+        <w:t>Age: 16 years old</w:t>
+        <w:br/>
+        <w:br/>
+        <w:br/>
+        <w:t>Race: Human</w:t>
+        <w:br/>
+        <w:br/>
+        <w:br/>
+        <w:t>Gender: Male</w:t>
+        <w:br/>
+        <w:br/>
+        <w:br/>
+        <w:t>Class: None</w:t>
+        <w:br/>
+        <w:br/>
+        <w:br/>
+        <w:t>Subclass: None</w:t>
+        <w:br/>
+        <w:br/>
+        <w:br/>
+        <w:t>Subclass: None</w:t>
+        <w:br/>
+        <w:br/>
+        <w:br/>
+        <w:t>Subclass: None</w:t>
+        <w:br/>
+        <w:br/>
+        <w:br/>
+        <w:t>Level: 5 (210/400)</w:t>
+        <w:br/>
+        <w:br/>
+        <w:br/>
+        <w:t>Stats:</w:t>
+        <w:br/>
+        <w:br/>
+        <w:br/>
+        <w:t>Agi: 14 (Average Adult Human: 20)</w:t>
+        <w:br/>
+        <w:br/>
+        <w:br/>
+        <w:t>Str: 24 (Average Adult Human: 20)</w:t>
+        <w:br/>
+        <w:br/>
+        <w:br/>
+        <w:t>Int: 25 (Average Adult Human: 20)</w:t>
+        <w:br/>
+        <w:br/>
+        <w:br/>
+        <w:t>Vit: 25 (Average Adult Human: 20)</w:t>
+        <w:br/>
+        <w:br/>
+        <w:br/>
+        <w:t>Unallocated Stat Points: 2</w:t>
+        <w:br/>
+        <w:br/>
+        <w:br/>
+        <w:t>Skills:</w:t>
+        <w:br/>
+        <w:br/>
+        <w:br/>
+        <w:t>Unallocated Skill Points: 5</w:t>
+        <w:br/>
+        <w:br/>
+        <w:br/>
+        <w:t>Coins: 15</w:t>
+        <w:br/>
+        <w:br/>
+        <w:br/>
+        <w:t>Achievements Completed: 2 ᐃ</w:t>
+        <w:br/>
+        <w:br/>
+        <w:br/>
+        <w:t>Items: 3 ᐃ</w:t>
+        <w:br/>
+        <w:br/>
+        <w:br/>
+        <w:t>---</w:t>
+        <w:br/>
+        <w:br/>
+        <w:br/>
+        <w:t>Now in the narrow path she came from, Lucy followed his gaze as he pointed at what looked like a brick wall. She couldn't understand what he meant.</w:t>
+        <w:br/>
+        <w:br/>
+        <w:br/>
+        <w:t>‘Is he insane?’ she thought, feeling confused.</w:t>
+        <w:br/>
+        <w:t>The narrative has been stolen; if detected on Amazon, report the infringement.</w:t>
+        <w:br/>
+        <w:br/>
+        <w:br/>
+        <w:t>“Come here with me,” Lucas said, grabbing her hand and leading her away.</w:t>
+        <w:br/>
+        <w:br/>
+        <w:br/>
+        <w:t>Lucy, surprised by the sudden touch and the whole situation, couldn't find her words. She found herself being pulled along by him, unable to keep up mentally.</w:t>
+        <w:br/>
+        <w:br/>
+        <w:br/>
+        <w:t>Their journey eventually took them to the entrance of a white building. As Lucas led her inside, Lucy struggled to keep up and struggled to keep her thoughts in check. An uneasy feeling crept over her as she imagined different bad things that could happen. Just thinking about it made her shiver and almost brought her to tears.</w:t>
+        <w:br/>
+        <w:br/>
+        <w:br/>
+        <w:t>Lucas, seeing her distress, quickly understood the situation and let go of her hand.</w:t>
+        <w:br/>
+        <w:br/>
+        <w:br/>
+        <w:t>“Touch this!” he said, pointing at a button on a nearby black table.</w:t>
+        <w:br/>
+        <w:br/>
+        <w:br/>
+        <w:t>Startled by his choice of words and fearing his intentions, Lucy looked up at him. But her gaze moved as she followed his finger to the black table. There, in a corner, she saw a button.</w:t>
+        <w:br/>
+        <w:br/>
+        <w:br/>
+        <w:t>She hesitated, biting her lip. “Should I press this?” she mumbled, unsure.</w:t>
+        <w:br/>
+        <w:br/>
+        <w:br/>
+        <w:t>Seeing her uncertainty, Lucas gave her a reassuring smile and nodded, trying to say it was safe. However, Lucy found his smile more unsettling than calming, given the situation.</w:t>
+        <w:br/>
+        <w:br/>
+        <w:br/>
+        <w:t>After thinking about it, Lucy bit her lip again and closed her eyes. With caution, she reached out her finger and pressed the button.</w:t>
+        <w:br/>
+        <w:br/>
+        <w:br/>
+        <w:t>“Ting!”</w:t>
+        <w:br/>
+        <w:br/>
+        <w:br/>
+        <w:t>The sound of something metallic dropping echoed in her ears as soon as her finger touched the button. Startled, she quickly pulled her hand back and shut her eyes, getting ready for whatever might happen.</w:t>
+        <w:br/>
+        <w:br/>
+        <w:br/>
+        <w:t>Opening her eyes, Lucy looked at the black table in confusion. Nothing seemed to be happening, and she gave Lucas an unsure look. Why would he have her press the button if nothing was going on? ‘Yeah, this man is crazy,’ she thought, becoming more skeptical.</w:t>
+        <w:br/>
+        <w:br/>
+        <w:br/>
+        <w:t>But her confusion didn't last long as multiple sounds echoed in her mind.</w:t>
+        <w:br/>
+        <w:br/>
+        <w:br/>
+        <w:t>---</w:t>
+        <w:br/>
+        <w:br/>
+        <w:br/>
+        <w:t>[System Class Change Detected, Starting System Profile!]</w:t>
+        <w:br/>
+        <w:br/>
+        <w:br/>
+        <w:t>“Opening system!”</w:t>
+        <w:br/>
+        <w:br/>
+        <w:br/>
+        <w:t>---</w:t>
+        <w:br/>
+        <w:br/>
+        <w:br/>
+        <w:t>A holographic screen appeared above the black table, and Lucy's eyes widened in surprise.</w:t>
+        <w:br/>
+        <w:br/>
+        <w:br/>
+        <w:t>---</w:t>
+        <w:br/>
+        <w:br/>
+        <w:br/>
+        <w:t>Name: Lucy Lyons</w:t>
+        <w:br/>
+        <w:br/>
+        <w:br/>
+        <w:t>Age: 16 years old</w:t>
+        <w:br/>
+        <w:br/>
+        <w:br/>
+        <w:t>Race: Human</w:t>
+        <w:br/>
+        <w:br/>
+        <w:br/>
+        <w:t>Gender: Female</w:t>
+        <w:br/>
+        <w:br/>
+        <w:br/>
+        <w:t>Class: None</w:t>
+        <w:br/>
+        <w:br/>
+        <w:br/>
+        <w:t>Subclass: None</w:t>
+        <w:br/>
+        <w:br/>
+        <w:br/>
+        <w:t>Subclass: None</w:t>
+        <w:br/>
+        <w:br/>
+        <w:br/>
+        <w:t>Subclass: None</w:t>
+        <w:br/>
+        <w:br/>
+        <w:br/>
+        <w:t>Level: 0 (0/10)</w:t>
+        <w:br/>
+        <w:br/>
+        <w:br/>
+        <w:t>Stats:</w:t>
+        <w:br/>
+        <w:br/>
+        <w:br/>
+        <w:t>Agi: 7 (Average Adult Human: 20)</w:t>
+        <w:br/>
+        <w:br/>
+        <w:br/>
+        <w:t>Str: 12 (Average Adult Human: 20)</w:t>
+        <w:br/>
+        <w:br/>
+        <w:br/>
+        <w:t>Int: 17 (Average Adult Human: 20)</w:t>
+        <w:br/>
+        <w:br/>
+        <w:br/>
+        <w:t>Vit: 32 (Average Adult Human: 20)</w:t>
+        <w:br/>
+        <w:br/>
+        <w:br/>
+        <w:t>Unallocated Stat Points: 0</w:t>
+        <w:br/>
+        <w:br/>
+        <w:br/>
+        <w:t>Skills:</w:t>
+        <w:br/>
+        <w:br/>
+        <w:br/>
+        <w:t>Unallocated Skill Points: 0</w:t>
+        <w:br/>
+        <w:br/>
+        <w:br/>
+        <w:t>---</w:t>
+        <w:br/>
+        <w:br/>
+        <w:br/>
+        <w:t>“Hmm?” Lucy said, as if she was looking for some answers from Lucas. To her surprise, he just grinned and pointed at the black table. She turned back to the table, and this time, a holographic screen appeared above it. It looked like the profiles she had just seen.</w:t>
+        <w:br/>
+        <w:br/>
+        <w:br/>
+        <w:t>But the message on the screen wasn't what she thought.</w:t>
+        <w:br/>
+        <w:br/>
+        <w:br/>
+        <w:t>---</w:t>
+        <w:br/>
+        <w:br/>
+        <w:br/>
+        <w:t>[Class Change Initiated!]</w:t>
+        <w:br/>
+        <w:br/>
+        <w:br/>
+        <w:t>[Error, The Player Hasn't Reached the Level Requirement Yet!]</w:t>
+        <w:br/>
+        <w:br/>
+        <w:br/>
+        <w:t>---</w:t>
+        <w:br/>
+        <w:br/>
+        <w:br/>
+        <w:t>Lucy got even more confused, and she was left without words for a moment. She had just gone through a lot—from being scared for her life to doubting Lucas's intentions to dealing with strange technology. Her head was spinning, and she couldn't understand everything that had happened.</w:t>
+        <w:br/>
+        <w:br/>
+        <w:br/>
+        <w:t>As if there weren't enough surprises, the holographic display changed again.</w:t>
+        <w:br/>
+        <w:br/>
+        <w:br/>
+        <w:t>---</w:t>
+        <w:br/>
+        <w:br/>
+        <w:br/>
+        <w:t>Achievement Cleared:</w:t>
+        <w:br/>
+        <w:br/>
+        <w:br/>
+        <w:t>[Bronze] Eighty-Eight to Discover the Class Change Building.</w:t>
+        <w:br/>
+        <w:br/>
+        <w:br/>
+        <w:t>Rewards:</w:t>
+        <w:br/>
+        <w:br/>
+        <w:br/>
+        <w:t>Basic Katana [Uncommon]</w:t>
+        <w:br/>
+        <w:br/>
+        <w:br/>
+        <w:t>---</w:t>
+        <w:br/>
+        <w:br/>
+        <w:br/>
+        <w:t>“A katana?” Lucy said, looking at the black blade that had appeared in front of her. She was getting less surprised by the weird things happening. After all, her brain could only handle so much. She picked up the katana and checked its length, which was about 60 cm.</w:t>
+        <w:br/>
+        <w:br/>
+        <w:br/>
+        <w:t>Feeling both confused and frustrated, Lucy looked at Lucas, who still had a smile on his face. She figured that asking him more questions might not give her the answers she wanted.</w:t>
+        <w:br/>
+        <w:br/>
+        <w:br/>
+        <w:t>“Is that it?” she asked, still finding it hard to believe.</w:t>
+        <w:br/>
+        <w:br/>
+        <w:br/>
+        <w:t>But the holographic screen had more to show her.</w:t>
+        <w:br/>
+        <w:br/>
+        <w:br/>
+        <w:t>---</w:t>
+        <w:br/>
+        <w:br/>
+        <w:br/>
+        <w:t>[System Items Detected, Updating System Profile!]</w:t>
+        <w:br/>
+        <w:br/>
+        <w:br/>
+        <w:t>---</w:t>
+        <w:br/>
+        <w:br/>
+        <w:br/>
+        <w:t>Getting a bit used to the strange situation, Lucy sighed quietly. “Here it goes again,” she mumbled to herself.</w:t>
+        <w:br/>
+        <w:br/>
+        <w:br/>
+        <w:t>The updated profile showed up in front of her.</w:t>
+        <w:br/>
+        <w:br/>
+        <w:br/>
+        <w:t>---</w:t>
+        <w:br/>
+        <w:br/>
+        <w:br/>
+        <w:t>Name: Lucy Lyons</w:t>
+        <w:br/>
+        <w:br/>
+        <w:br/>
+        <w:t>Age: 16 years old</w:t>
+        <w:br/>
+        <w:br/>
+        <w:br/>
+        <w:t>Race: Human</w:t>
+        <w:br/>
+        <w:br/>
+        <w:br/>
+        <w:t>Gender: Female</w:t>
+        <w:br/>
+        <w:br/>
+        <w:br/>
+        <w:t>Class: None</w:t>
+        <w:br/>
+        <w:br/>
+        <w:br/>
+        <w:t>Subclass: None</w:t>
+        <w:br/>
+        <w:br/>
+        <w:br/>
+        <w:t>Subclass: None</w:t>
+        <w:br/>
+        <w:br/>
+        <w:br/>
+        <w:t>Subclass: None</w:t>
+        <w:br/>
+        <w:br/>
+        <w:br/>
+        <w:t>Level: 0 (0/10)</w:t>
+        <w:br/>
+        <w:br/>
+        <w:br/>
+        <w:t>Stats:</w:t>
+        <w:br/>
+        <w:br/>
+        <w:br/>
+        <w:t>Agi: 7 (Average Adult Human: 20)</w:t>
+        <w:br/>
+        <w:br/>
+        <w:br/>
+        <w:t>Str: 12 (Average Adult Human: 20)</w:t>
+        <w:br/>
+        <w:br/>
+        <w:br/>
+        <w:t>Int: 17 (Average Adult Human: 20)</w:t>
+        <w:br/>
+        <w:br/>
+        <w:br/>
+        <w:t>Vit: 32 (Average Adult Human: 20)</w:t>
+        <w:br/>
+        <w:br/>
+        <w:br/>
+        <w:t>Unallocated Stat Points: 0</w:t>
+        <w:br/>
+        <w:br/>
+        <w:br/>
+        <w:t>Skills:</w:t>
+        <w:br/>
+        <w:br/>
+        <w:br/>
+        <w:t>Unallocated Skill Points: 0</w:t>
+        <w:br/>
+        <w:br/>
+        <w:br/>
+        <w:t>Coins:</w:t>
+        <w:br/>
+        <w:br/>
+        <w:br/>
+        <w:t>Achievements Completed: 1 ᐃ</w:t>
+        <w:br/>
+        <w:br/>
+        <w:br/>
+        <w:t>Items: 1 ᐃ</w:t>
+        <w:br/>
+        <w:br/>
+        <w:br/>
+        <w:t>---</w:t>
+        <w:br/>
+        <w:br/>
+        <w:br/>
+        <w:t>Lucy stared at the holographic screen like she was in some weird dream. The whole situation was confusing and left her completely baffled.</w:t>
+        <w:br/>
+        <w:br/>
+        <w:br/>
+        <w:t>They both stood there in silence, and Lucy waited, half-expecting more weird stuff to happen. But as time went on, nothing new came up. She turned to the guy next to her, her eyes showing how confused she was. “Can you explain? What is all of this?”</w:t>
+        <w:br/>
+        <w:br/>
       </w:r>
     </w:p>
-    <w:p>
-      <w:pPr>
-        <w:spacing w:before="0" w:after="120"/>
-      </w:pPr>
-      <w:r>
-        <w:t>She looked at him. "You've had the system for four days."</w:t>
-      </w:r>
-    </w:p>
-    <w:p>
-      <w:pPr>
-        <w:spacing w:before="0" w:after="120"/>
-      </w:pPr>
-      <w:r>
-        <w:t>"I haven't changed class yet. The building requires Level 10."</w:t>
-      </w:r>
-    </w:p>
-    <w:p>
-      <w:pPr>
-        <w:spacing w:before="0" w:after="120"/>
-      </w:pPr>
-      <w:r>
-        <w:t>She looked at her system screen with the same expression she'd had when she was eating — focused, trying to read it quickly. Her Level 0 stat screen was visible to him as a second floating panel beside his own, which he hadn't expected. He read her numbers: Agi 7, Str 12, Int 17, Vit 32. High vitality, low agility, low strength.</w:t>
-      </w:r>
-    </w:p>
-    <w:p>
-      <w:pPr>
-        <w:spacing w:before="0" w:after="120"/>
-      </w:pPr>
-      <w:r>
-        <w:t>"My vitality is higher than yours," she said.</w:t>
-      </w:r>
-    </w:p>
-    <w:p>
-      <w:pPr>
-        <w:spacing w:before="0" w:after="120"/>
-      </w:pPr>
-      <w:r>
-        <w:t>"Good for you."</w:t>
-      </w:r>
-    </w:p>
-    <w:p>
-      <w:pPr>
-        <w:spacing w:before="0" w:after="120"/>
-      </w:pPr>
-      <w:r>
-        <w:t>"Your intelligence is higher." She glanced over. "By 8 points."</w:t>
-      </w:r>
-    </w:p>
-    <w:p>
-      <w:pPr>
-        <w:spacing w:before="0" w:after="120"/>
-      </w:pPr>
-      <w:r>
-        <w:t>"I'm aware."</w:t>
-      </w:r>
-    </w:p>
-    <w:p>
-      <w:pPr>
-        <w:spacing w:before="0" w:after="120"/>
-      </w:pPr>
-      <w:r>
-        <w:t>She read further. The system screen for someone who hadn't done anything yet was sparse. No level, no skills, no class. He'd gone through the same confusion four days ago, sitting at his own kitchen table, trying to figure out what any of it meant.</w:t>
-      </w:r>
-    </w:p>
-    <w:p>
-      <w:pPr>
-        <w:spacing w:before="0" w:after="120"/>
-      </w:pPr>
-      <w:r>
-        <w:t>"Tell me how it works," she said. "From the start."</w:t>
-      </w:r>
-    </w:p>
-    <w:p>
-      <w:pPr>
-        <w:spacing w:before="0" w:after="120"/>
-      </w:pPr>
-      <w:r>
-        <w:t>He leaned against the wall and told her what he'd figured out so far. The announcement at midnight. The mutation. Humans who'd been conscious when the program initiated became players with manual stat allocation. Humans who hadn't — the drunk, the sleeping, anyone whose consciousness was disrupted — became zombies, their stats allocated automatically toward whatever the system interpreted as instinct: strength, speed. He didn't know if that theory was right but it was the most consistent explanation he had.</w:t>
-      </w:r>
-    </w:p>
-    <w:p>
-      <w:pPr>
-        <w:spacing w:before="0" w:after="120"/>
-      </w:pPr>
-      <w:r>
-        <w:t>Lucy listened without interrupting, which he appreciated. When he was done she was quiet for a moment.</w:t>
-      </w:r>
-    </w:p>
-    <w:p>
-      <w:pPr>
-        <w:spacing w:before="0" w:after="120"/>
-      </w:pPr>
-      <w:r>
-        <w:t>"My friends at the KTV party," she said. "It was past midnight. They were all drinking." She looked at the floor. "I wasn't drinking. I never drink at those things. I hate the smell." She paused. "They all turned."</w:t>
-      </w:r>
-    </w:p>
-    <w:p>
-      <w:pPr>
-        <w:spacing w:before="0" w:after="120"/>
-      </w:pPr>
-      <w:r>
-        <w:t>He didn't say anything.</w:t>
-      </w:r>
-    </w:p>
-    <w:p>
-      <w:pPr>
-        <w:spacing w:before="0" w:after="120"/>
-      </w:pPr>
-      <w:r>
-        <w:t>"Right in front of me. The music was still playing and the lights were still going and they just — changed." She picked at the tab on the empty bean can. "I ran. I didn't—" She stopped.</w:t>
-      </w:r>
-    </w:p>
-    <w:p>
-      <w:pPr>
-        <w:spacing w:before="0" w:after="120"/>
-      </w:pPr>
-      <w:r>
-        <w:t>"How many people were at the party?"</w:t>
-      </w:r>
-    </w:p>
-    <w:p>
-      <w:pPr>
-        <w:spacing w:before="0" w:after="120"/>
-      </w:pPr>
-      <w:r>
-        <w:t>"Fourteen. I think." Her hand went still. "All of them turned."</w:t>
-      </w:r>
-    </w:p>
-    <w:p>
-      <w:pPr>
-        <w:spacing w:before="0" w:after="120"/>
-      </w:pPr>
-      <w:r>
-        <w:t>He nodded once. He'd come to similar conclusions about his own village — the sounds he'd heard that first night, the empty road in the morning, the car with the caved-in windshield. At some point in the first hour of January 21st, most of the people he'd known had become something else.</w:t>
-      </w:r>
-    </w:p>
-    <w:p>
-      <w:pPr>
-        <w:spacing w:before="0" w:after="120"/>
-      </w:pPr>
-      <w:r>
-        <w:t>He didn't find it useful to sit with that thought, so he moved past it.</w:t>
-      </w:r>
-    </w:p>
-    <w:p>
-      <w:pPr>
-        <w:spacing w:before="0" w:after="120"/>
-      </w:pPr>
-      <w:r>
-        <w:t>"The system gets more useful as you level up," he said. "You need EXP to level up. You get EXP from kills. Level 1 zombies give 50 EXP. That's all I know so far."</w:t>
-      </w:r>
-    </w:p>
-    <w:p>
-      <w:pPr>
-        <w:spacing w:before="0" w:after="120"/>
-      </w:pPr>
-      <w:r>
-        <w:t>"How do I kill one without—" She gestured at herself, meaning without the strength or skill to do it.</w:t>
-      </w:r>
-    </w:p>
-    <w:p>
-      <w:pPr>
-        <w:spacing w:before="0" w:after="120"/>
-      </w:pPr>
-      <w:r>
-        <w:t>"With something heavy from a distance, or with the katana."</w:t>
-      </w:r>
-    </w:p>
-    <w:p>
-      <w:pPr>
-        <w:spacing w:before="0" w:after="120"/>
-      </w:pPr>
-      <w:r>
-        <w:t>She looked up. "I don't have a katana."</w:t>
-      </w:r>
-    </w:p>
-    <w:p>
-      <w:pPr>
-        <w:spacing w:before="0" w:after="120"/>
-      </w:pPr>
-      <w:r>
-        <w:t>He pointed at the system screen. "There's an achievement notification waiting for you. Check it."</w:t>
-      </w:r>
-    </w:p>
-    <w:p>
-      <w:pPr>
-        <w:spacing w:before="0" w:after="120"/>
-      </w:pPr>
-      <w:r>
-        <w:t>She looked at the screen. After a second her eyes widened slightly.</w:t>
-      </w:r>
-    </w:p>
-    <w:p>
-      <w:pPr>
-        <w:spacing w:before="0" w:after="120"/>
-      </w:pPr>
-      <w:r>
-        <w:t>"There's a weapon listed," she said.</w:t>
-      </w:r>
-    </w:p>
-    <w:p>
-      <w:pPr>
-        <w:spacing w:before="0" w:after="120"/>
-      </w:pPr>
-      <w:r>
-        <w:t>"Press it. Accept it."</w:t>
-      </w:r>
-    </w:p>
-    <w:p>
-      <w:pPr>
-        <w:spacing w:before="0" w:after="120"/>
-      </w:pPr>
-      <w:r>
-        <w:t>The katana materialized on the floor beside her. She stared at it. He'd been watching, half-curious how the materialization looked from outside — sudden, no light effect, just there when it hadn't been a moment ago. She picked it up by the handle and held it in front of her face. The blade was about sixty centimeters and unsharpened.</w:t>
-      </w:r>
-    </w:p>
-    <w:p>
-      <w:pPr>
-        <w:spacing w:before="0" w:after="120"/>
-      </w:pPr>
-      <w:r>
-        <w:t>"It says 'Basic Katana, Uncommon,'" she said.</w:t>
-      </w:r>
-    </w:p>
-    <w:p>
-      <w:pPr>
-        <w:spacing w:before="0" w:after="120"/>
-      </w:pPr>
-      <w:r>
-        <w:t>"Better than a rebar."</w:t>
-      </w:r>
-    </w:p>
-    <w:p>
-      <w:pPr>
-        <w:spacing w:before="0" w:after="120"/>
-      </w:pPr>
-      <w:r>
-        <w:t>She looked at him. "How did you get the system to give you something?"</w:t>
-      </w:r>
-    </w:p>
-    <w:p>
-      <w:pPr>
-        <w:spacing w:before="0" w:after="120"/>
-      </w:pPr>
-      <w:r>
-        <w:t>"Achievement. You were the 88th person to find the Class Change Building."</w:t>
-      </w:r>
-    </w:p>
-    <w:p>
-      <w:pPr>
-        <w:spacing w:before="0" w:after="120"/>
-      </w:pPr>
-      <w:r>
-        <w:t>"There are already 88 people who—"</w:t>
-      </w:r>
-    </w:p>
-    <w:p>
-      <w:pPr>
-        <w:spacing w:before="0" w:after="120"/>
-      </w:pPr>
-      <w:r>
-        <w:t>"At least."</w:t>
-      </w:r>
-    </w:p>
-    <w:p>
-      <w:pPr>
-        <w:spacing w:before="0" w:after="120"/>
-      </w:pPr>
-      <w:r>
-        <w:t>She turned the katana over in her hands. She'd never held a weapon before, that much was obvious from how she held it — too tight at the grip, elbow at the wrong angle. He could tell her how to hold it or he could let her figure it out.</w:t>
-      </w:r>
-    </w:p>
-    <w:p>
-      <w:pPr>
-        <w:spacing w:before="0" w:after="120"/>
-      </w:pPr>
-      <w:r>
-        <w:t>"You'll want to practice," he said.</w:t>
-      </w:r>
-    </w:p>
-    <w:p>
-      <w:pPr>
-        <w:spacing w:before="0" w:after="120"/>
-      </w:pPr>
-      <w:r>
-        <w:t>"Against what?"</w:t>
-      </w:r>
-    </w:p>
-    <w:p>
-      <w:pPr>
-        <w:spacing w:before="0" w:after="120"/>
-      </w:pPr>
-      <w:r>
-        <w:t>"Zombies." He pulled a water bottle from the pouch and set it on the floor beside her. "There are more outside. Not many near the building but more if we go toward the road."</w:t>
-      </w:r>
-    </w:p>
-    <w:p>
-      <w:pPr>
-        <w:spacing w:before="0" w:after="120"/>
-      </w:pPr>
-      <w:r>
-        <w:t>She looked at the water bottle, then at him, and her expression shifted slightly — not relaxed, but something adjacent to it. Like a small piece of the fear had been set aside to make room for something more practical.</w:t>
-      </w:r>
-    </w:p>
-    <w:p>
-      <w:pPr>
-        <w:spacing w:before="0" w:after="120"/>
-      </w:pPr>
-      <w:r>
-        <w:t>"You said you've been here since yesterday?" she asked.</w:t>
-      </w:r>
-    </w:p>
-    <w:p>
-      <w:pPr>
-        <w:spacing w:before="0" w:after="120"/>
-      </w:pPr>
-      <w:r>
-        <w:t>"Two nights."</w:t>
-      </w:r>
-    </w:p>
-    <w:p>
-      <w:pPr>
-        <w:spacing w:before="0" w:after="120"/>
-      </w:pPr>
-      <w:r>
-        <w:t>"Alone?"</w:t>
-      </w:r>
-    </w:p>
-    <w:p>
-      <w:pPr>
-        <w:spacing w:before="0" w:after="120"/>
-      </w:pPr>
-      <w:r>
-        <w:t>"Yes."</w:t>
-      </w:r>
-    </w:p>
-    <w:p>
-      <w:pPr>
-        <w:spacing w:before="0" w:after="120"/>
-      </w:pPr>
-      <w:r>
-        <w:t>She was quiet for a moment. "I've been alone since the KTV. Three nights." She looked at the floor. "I kept thinking someone was going to come."</w:t>
-      </w:r>
-    </w:p>
-    <w:p>
-      <w:pPr>
-        <w:spacing w:before="0" w:after="120"/>
-      </w:pPr>
-      <w:r>
-        <w:t>He had nothing useful to say to that, so he didn't say anything.</w:t>
-      </w:r>
-    </w:p>
-    <w:p>
-      <w:pPr>
-        <w:spacing w:before="0" w:after="120"/>
-      </w:pPr>
-      <w:r>
-        <w:t>She picked up the katana again. "How do you know when a zombie is dead?"</w:t>
-      </w:r>
-    </w:p>
-    <w:p>
-      <w:pPr>
-        <w:spacing w:before="0" w:after="120"/>
-      </w:pPr>
-      <w:r>
-        <w:t>"When it stops moving."</w:t>
-      </w:r>
-    </w:p>
-    <w:p>
-      <w:pPr>
-        <w:spacing w:before="0" w:after="120"/>
-      </w:pPr>
-      <w:r>
-        <w:t>"What if it stops moving and then starts again?"</w:t>
-      </w:r>
-    </w:p>
-    <w:p>
-      <w:pPr>
-        <w:spacing w:before="0" w:after="120"/>
-      </w:pPr>
-      <w:r>
-        <w:t>He thought about the second zombie from the market fight, the one he'd jabbed in the throat that went down and then tried to push itself back up. "If you're not sure, hit it again."</w:t>
-      </w:r>
-    </w:p>
-    <w:p>
-      <w:pPr>
-        <w:spacing w:before="0" w:after="120"/>
-      </w:pPr>
-      <w:r>
-        <w:t>She tested the grip, adjusting her thumb. A little better. "How many have you killed?"</w:t>
-      </w:r>
-    </w:p>
-    <w:p>
-      <w:pPr>
-        <w:spacing w:before="0" w:after="120"/>
-      </w:pPr>
-      <w:r>
-        <w:t>"Sixteen, counting the dog."</w:t>
-      </w:r>
-    </w:p>
-    <w:p>
-      <w:pPr>
-        <w:spacing w:before="0" w:after="120"/>
-      </w:pPr>
-      <w:r>
-        <w:t>"Dog?"</w:t>
-      </w:r>
-    </w:p>
-    <w:p>
-      <w:pPr>
-        <w:spacing w:before="0" w:after="120"/>
-      </w:pPr>
-      <w:r>
-        <w:t>"Mutated. Like the zombies."</w:t>
-      </w:r>
-    </w:p>
-    <w:p>
-      <w:pPr>
-        <w:spacing w:before="0" w:after="120"/>
-      </w:pPr>
-      <w:r>
-        <w:t>She absorbed that and didn't ask more about it. She was quiet for a while, turning the katana in her hands. Outside, the morning was going white with heat.</w:t>
-      </w:r>
-    </w:p>
-    <w:p>
-      <w:pPr>
-        <w:spacing w:before="0" w:after="120"/>
-      </w:pPr>
-      <w:r>
-        <w:t>"Okay," she said finally. "Show me how to hold this properly."</w:t>
-      </w:r>
-    </w:p>
-    <w:p>
-      <w:pPr>
-        <w:spacing w:before="0" w:after="120"/>
-      </w:pPr>
-      <w:r>
-        <w:t>He pushed off the wall and came to crouch beside her. Her grip was correctable. He adjusted her wrist angle and showed her where the weight should fall. She tried it once, then again.</w:t>
-      </w:r>
-    </w:p>
-    <w:p>
-      <w:pPr>
-        <w:spacing w:before="0" w:after="120"/>
-      </w:pPr>
-      <w:r>
-        <w:t>"Better," he said.</w:t>
-      </w:r>
-    </w:p>
-    <w:p>
-      <w:pPr>
-        <w:spacing w:before="0" w:after="120"/>
-      </w:pPr>
-      <w:r>
-        <w:t>She looked at the blade, then at him. "What do you do when you're scared?"</w:t>
-      </w:r>
-    </w:p>
-    <w:p>
-      <w:pPr>
-        <w:spacing w:before="0" w:after="120"/>
-      </w:pPr>
-      <w:r>
-        <w:t>"Move faster."</w:t>
-      </w:r>
-    </w:p>
-    <w:p>
-      <w:pPr>
-        <w:spacing w:before="0" w:after="120"/>
-      </w:pPr>
-      <w:r>
-        <w:t>She considered that for a second. Then she nodded like it was something she was filing away.</w:t>
-      </w:r>
-    </w:p>
-    <w:p>
-      <w:pPr>
-        <w:spacing w:before="0" w:after="120"/>
-      </w:pPr>
-      <w:r>
-        <w:t>He had seventeen kills on a fishing spear in four days. Lucy Lyons had a katana, 0 kills, and Level 0 stats that were probably enough to survive a Level 1 zombie if she didn't hesitate. They needed to reach Level 10 before the class change building opened up to them.</w:t>
-      </w:r>
-    </w:p>
-    <w:p>
-      <w:pPr>
-        <w:spacing w:before="0" w:after="120"/>
-      </w:pPr>
-      <w:r>
-        <w:t>His EXP sat at 400 now — he'd just hit Level 6 from the three kills outside this morning. He needed 600 EXP for Level 7. Level 10 was, he estimated, another 3,000 to 4,000 EXP away.</w:t>
-      </w:r>
-    </w:p>
-    <w:p>
-      <w:pPr>
-        <w:spacing w:before="0" w:after="120"/>
-      </w:pPr>
-      <w:r>
-        <w:t>That meant killing a lot more zombies.</w:t>
-      </w:r>
-    </w:p>
-    <w:p>
-      <w:pPr>
-        <w:spacing w:before="0" w:after="120"/>
-      </w:pPr>
-      <w:r>
-        <w:t>"We should find you something to eat first," he said. "Then we start working on levels."</w:t>
-      </w:r>
-    </w:p>
-    <w:p>
-      <w:pPr>
-        <w:spacing w:before="0" w:after="120"/>
-      </w:pPr>
-      <w:r>
-        <w:t>Lucy stood up and tested the weight of the katana with a forward swing. The technique was wrong — she was using her arm instead of her whole body — but the instinct was right, the way she'd moved her feet for balance. He didn't correct everything at once.</w:t>
-      </w:r>
-    </w:p>
-    <w:p>
-      <w:pPr>
-        <w:spacing w:before="0" w:after="120"/>
-      </w:pPr>
-      <w:r>
-        <w:t>"Fine," she said. "But I want to understand the system properly. You said allocating stats is verbal?"</w:t>
-      </w:r>
-    </w:p>
-    <w:p>
-      <w:pPr>
-        <w:spacing w:before="0" w:after="120"/>
-      </w:pPr>
-      <w:r>
-        <w:t>"I say 'System' first, then tell it what I want. But you don't have any points to allocate yet."</w:t>
-      </w:r>
-    </w:p>
-    <w:p>
-      <w:pPr>
-        <w:spacing w:before="0" w:after="120"/>
-      </w:pPr>
-      <w:r>
-        <w:t>"When do I get them?"</w:t>
-      </w:r>
-    </w:p>
-    <w:p>
-      <w:pPr>
-        <w:spacing w:before="0" w:after="120"/>
-      </w:pPr>
-      <w:r>
-        <w:t>"When you level up. You need 50 EXP for Level 1. One kill." He paused. "A zombie that's already been hurt, or distracted, is easier."</w:t>
-      </w:r>
-    </w:p>
-    <w:p>
-      <w:pPr>
-        <w:spacing w:before="0" w:after="120"/>
-      </w:pPr>
-      <w:r>
-        <w:t>She turned the katana slowly in her hands, looking at the blade. Her grip had improved since he'd shown her — the thumb was better, the wrist less rigid.</w:t>
-      </w:r>
-    </w:p>
-    <w:p>
-      <w:pPr>
-        <w:spacing w:before="0" w:after="120"/>
-      </w:pPr>
-      <w:r>
-        <w:t>"What about other things?" she asked. "Are there other things that have mutated?"</w:t>
-      </w:r>
-    </w:p>
-    <w:p>
-      <w:pPr>
-        <w:spacing w:before="0" w:after="120"/>
-      </w:pPr>
-      <w:r>
-        <w:t>"Fish. Dogs. I haven't seen anything else yet."</w:t>
-      </w:r>
-    </w:p>
-    <w:p>
-      <w:pPr>
-        <w:spacing w:before="0" w:after="120"/>
-      </w:pPr>
-      <w:r>
-        <w:t>"Insects?"</w:t>
-      </w:r>
-    </w:p>
-    <w:p>
-      <w:pPr>
-        <w:spacing w:before="0" w:after="120"/>
-      </w:pPr>
-      <w:r>
-        <w:t>He hadn't thought about that. He looked at the floor of the white building, which was clean and smooth and showed no signs of insect activity, and then at the door.</w:t>
-      </w:r>
-    </w:p>
-    <w:p>
-      <w:pPr>
-        <w:spacing w:before="0" w:after="120"/>
-      </w:pPr>
-      <w:r>
-        <w:t>"I don't know," he said.</w:t>
-      </w:r>
-    </w:p>
-    <w:p>
-      <w:pPr>
-        <w:spacing w:before="0" w:after="120"/>
-      </w:pPr>
-      <w:r>
-        <w:t>She looked like she wanted to ask more but didn't.</w:t>
-      </w:r>
-    </w:p>
-    <w:p>
-      <w:pPr>
-        <w:spacing w:before="0" w:after="120"/>
-      </w:pPr>
-      <w:r>
-        <w:t>He pulled a can of beans from the pouch and handed it over. While she ate he went to the door and checked the road in both directions. Two zombies visible to the south, both moving away from the building. Further toward the city the road was too dark in the morning shadow to see anything clearly.</w:t>
-      </w:r>
-    </w:p>
-    <w:p>
-      <w:pPr>
-        <w:spacing w:before="0" w:after="120"/>
-      </w:pPr>
-      <w:r>
-        <w:t>"Your parents?" he asked, coming back in.</w:t>
-      </w:r>
-    </w:p>
-    <w:p>
-      <w:pPr>
-        <w:spacing w:before="0" w:after="120"/>
-      </w:pPr>
-      <w:r>
-        <w:t>She was quiet for a moment. "Doctors. They were at the hospital when it started." She ate another spoonful. "I called them. The night it happened. It rang twice and then stopped." She didn't say more and he didn't ask.</w:t>
-      </w:r>
-    </w:p>
-    <w:p>
-      <w:pPr>
-        <w:spacing w:before="0" w:after="120"/>
-      </w:pPr>
-      <w:r>
-        <w:t>His own parents had been dead for six years. He thought about the lake at night and the habit he'd kept of saying their names out loud on his birthday, and decided not to say any of that.</w:t>
-      </w:r>
-    </w:p>
-    <w:p>
-      <w:pPr>
-        <w:spacing w:before="0" w:after="120"/>
-      </w:pPr>
-      <w:r>
-        <w:t>"After breakfast," he said, "I'll take you to where the zombies are thicker. Let you practice."</w:t>
-      </w:r>
-    </w:p>
-    <w:p>
-      <w:pPr>
-        <w:spacing w:before="0" w:after="120"/>
-      </w:pPr>
-      <w:r>
-        <w:t>She looked up. "Let me practice killing people."</w:t>
-      </w:r>
-    </w:p>
-    <w:p>
-      <w:pPr>
-        <w:spacing w:before="0" w:after="120"/>
-      </w:pPr>
-      <w:r>
-        <w:t>"They're not people anymore."</w:t>
-      </w:r>
-    </w:p>
-    <w:p>
-      <w:pPr>
-        <w:spacing w:before="0" w:after="120"/>
-      </w:pPr>
-      <w:r>
-        <w:t>"I know." She went back to eating. "I know what they are. I just—" She set the can down on her knee. "I watched it happen. I watched them turn. At the party, the lights were flashing and the music was still going and I looked at my friend Manon and her eyes just—" She stopped.</w:t>
-      </w:r>
-    </w:p>
-    <w:p>
-      <w:pPr>
-        <w:spacing w:before="0" w:after="120"/>
-      </w:pPr>
-      <w:r>
-        <w:t>He didn't fill the silence.</w:t>
-      </w:r>
-    </w:p>
-    <w:p>
-      <w:pPr>
-        <w:spacing w:before="0" w:after="120"/>
-      </w:pPr>
-      <w:r>
-        <w:t>After a moment she picked up the can and finished it.</w:t>
-      </w:r>
-    </w:p>
-    <w:p>
-      <w:pPr>
-        <w:spacing w:before="0" w:after="120"/>
-      </w:pPr>
-      <w:r>
-        <w:t>"Okay," she said. "Show me where they are."</w:t>
-      </w:r>
-    </w:p>
-    <w:p>
-      <w:pPr>
-        <w:spacing w:before="0" w:after="120"/>
-      </w:pPr>
-      <w:r>
-        <w:t>He went to the door and she followed him, katana at her side, and they stepped out into the morning heat together.</w:t>
-      </w:r>
-    </w:p>
+    <w:sectPr>
+      <w:pgSz w:w="12240" w:h="15840"/>
+      <w:pgMar w:top="1440" w:right="1800" w:bottom="1440" w:left="1800" w:header="720" w:footer="720" w:gutter="0"/>
+      <w:cols w:space="720"/>
+      <w:docGrid w:linePitch="360"/>
+    </w:sectPr>
   </w:body>
 </w:document>
 </file>
